--- a/docs/operations/TGP-OPS-05 Go-Live and Hypercare Plan.docx
+++ b/docs/operations/TGP-OPS-05 Go-Live and Hypercare Plan.docx
@@ -401,7 +401,7 @@
                                 <w:bCs/>
                                 <w:color w:val="1D74BA"/>
                               </w:rPr>
-                              <w:t xml:space="preserve">07 October 2026</w:t>
+                              <w:t xml:space="preserve">08 October 2026</w:t>
                             </w:r>
                           </w:p>
                         </w:txbxContent>
@@ -2181,7 +2181,7 @@
                 <w:sz w:val="16"/>
                 <w:szCs w:val="16"/>
               </w:rPr>
-              <w:t xml:space="preserve">07/10/2026</w:t>
+              <w:t xml:space="preserve">08/10/2026</w:t>
             </w:r>
           </w:p>
         </w:tc>
@@ -5227,7 +5227,7 @@
               <a:graphicData uri="http://schemas.openxmlformats.org/drawingml/2006/picture">
                 <pic:pic>
                   <pic:nvPicPr>
-                    <pic:cNvPr descr="/tmp/claude-0/-home-user-TASCO/19e5534d-12b5-5956-9b60-3e77efde0f49/scratchpad/gen/.cache/mermaid/7c420021a8e8fe2f.png" id="23" name="Picture"/>
+                    <pic:cNvPr descr="/home/user/TASCO/tools/docs-source/gen/.cache/mermaid/7c420021a8e8fe2f.png" id="23" name="Picture"/>
                     <pic:cNvPicPr>
                       <a:picLocks noChangeArrowheads="1" noChangeAspect="1"/>
                     </pic:cNvPicPr>
@@ -5326,9 +5326,9 @@
       </w:tblPr>
       <w:tblGrid>
         <w:gridCol w:w="712"/>
-        <w:gridCol w:w="4717"/>
-        <w:gridCol w:w="1941"/>
-        <w:gridCol w:w="1657"/>
+        <w:gridCol w:w="4735"/>
+        <w:gridCol w:w="1931"/>
+        <w:gridCol w:w="1649"/>
       </w:tblGrid>
       <w:tr>
         <w:trPr>
@@ -5356,7 +5356,7 @@
         </w:tc>
         <w:tc>
           <w:tcPr>
-            <w:tcW w:w="4717" w:type="dxa"/>
+            <w:tcW w:w="4735" w:type="dxa"/>
             <w:shd w:val="clear" w:color="auto" w:fill="0F4761"/>
             <w:vAlign w:val="center"/>
           </w:tcPr>
@@ -5375,7 +5375,7 @@
         </w:tc>
         <w:tc>
           <w:tcPr>
-            <w:tcW w:w="1941" w:type="dxa"/>
+            <w:tcW w:w="1931" w:type="dxa"/>
             <w:shd w:val="clear" w:color="auto" w:fill="0F4761"/>
             <w:vAlign w:val="center"/>
           </w:tcPr>
@@ -5394,7 +5394,7 @@
         </w:tc>
         <w:tc>
           <w:tcPr>
-            <w:tcW w:w="1657" w:type="dxa"/>
+            <w:tcW w:w="1649" w:type="dxa"/>
             <w:shd w:val="clear" w:color="auto" w:fill="0F4761"/>
             <w:vAlign w:val="center"/>
           </w:tcPr>
@@ -5434,7 +5434,7 @@
         </w:tc>
         <w:tc>
           <w:tcPr>
-            <w:tcW w:w="4717" w:type="dxa"/>
+            <w:tcW w:w="4735" w:type="dxa"/>
             <w:vAlign w:val="top"/>
           </w:tcPr>
           <w:p>
@@ -5449,7 +5449,7 @@
         </w:tc>
         <w:tc>
           <w:tcPr>
-            <w:tcW w:w="1941" w:type="dxa"/>
+            <w:tcW w:w="1931" w:type="dxa"/>
             <w:vAlign w:val="top"/>
           </w:tcPr>
           <w:p>
@@ -5464,7 +5464,7 @@
         </w:tc>
         <w:tc>
           <w:tcPr>
-            <w:tcW w:w="1657" w:type="dxa"/>
+            <w:tcW w:w="1649" w:type="dxa"/>
             <w:vAlign w:val="top"/>
           </w:tcPr>
           <w:p>
@@ -5501,7 +5501,7 @@
         </w:tc>
         <w:tc>
           <w:tcPr>
-            <w:tcW w:w="4717" w:type="dxa"/>
+            <w:tcW w:w="4735" w:type="dxa"/>
             <w:shd w:val="clear" w:color="auto" w:fill="F4F7FB"/>
             <w:vAlign w:val="top"/>
           </w:tcPr>
@@ -5517,7 +5517,7 @@
         </w:tc>
         <w:tc>
           <w:tcPr>
-            <w:tcW w:w="1941" w:type="dxa"/>
+            <w:tcW w:w="1931" w:type="dxa"/>
             <w:shd w:val="clear" w:color="auto" w:fill="F4F7FB"/>
             <w:vAlign w:val="top"/>
           </w:tcPr>
@@ -5533,7 +5533,7 @@
         </w:tc>
         <w:tc>
           <w:tcPr>
-            <w:tcW w:w="1657" w:type="dxa"/>
+            <w:tcW w:w="1649" w:type="dxa"/>
             <w:shd w:val="clear" w:color="auto" w:fill="F4F7FB"/>
             <w:vAlign w:val="top"/>
           </w:tcPr>
@@ -5570,7 +5570,7 @@
         </w:tc>
         <w:tc>
           <w:tcPr>
-            <w:tcW w:w="4717" w:type="dxa"/>
+            <w:tcW w:w="4735" w:type="dxa"/>
             <w:vAlign w:val="top"/>
           </w:tcPr>
           <w:p>
@@ -5585,7 +5585,7 @@
         </w:tc>
         <w:tc>
           <w:tcPr>
-            <w:tcW w:w="1941" w:type="dxa"/>
+            <w:tcW w:w="1931" w:type="dxa"/>
             <w:vAlign w:val="top"/>
           </w:tcPr>
           <w:p>
@@ -5600,7 +5600,7 @@
         </w:tc>
         <w:tc>
           <w:tcPr>
-            <w:tcW w:w="1657" w:type="dxa"/>
+            <w:tcW w:w="1649" w:type="dxa"/>
             <w:vAlign w:val="top"/>
           </w:tcPr>
           <w:p>
@@ -5637,7 +5637,7 @@
         </w:tc>
         <w:tc>
           <w:tcPr>
-            <w:tcW w:w="4717" w:type="dxa"/>
+            <w:tcW w:w="4735" w:type="dxa"/>
             <w:shd w:val="clear" w:color="auto" w:fill="F4F7FB"/>
             <w:vAlign w:val="top"/>
           </w:tcPr>
@@ -5647,13 +5647,13 @@
               <w:jc w:val="left"/>
             </w:pPr>
             <w:r>
-              <w:t xml:space="preserve">Compliance and legal sign-offs: content inventory, contact policy, tariffs, Zalo templates, privacy notice and DPIA</w:t>
-            </w:r>
-          </w:p>
-        </w:tc>
-        <w:tc>
-          <w:tcPr>
-            <w:tcW w:w="1941" w:type="dxa"/>
+              <w:t xml:space="preserve">Compliance and legal sign-offs: content inventory, contact policy, tariffs, Zalo templates, privacy notice and DPIA, data-request response time (PRC-COMP-14), quick renewal eligibility rule (PRC-FUNC-09)</w:t>
+            </w:r>
+          </w:p>
+        </w:tc>
+        <w:tc>
+          <w:tcPr>
+            <w:tcW w:w="1931" w:type="dxa"/>
             <w:shd w:val="clear" w:color="auto" w:fill="F4F7FB"/>
             <w:vAlign w:val="top"/>
           </w:tcPr>
@@ -5669,7 +5669,7 @@
         </w:tc>
         <w:tc>
           <w:tcPr>
-            <w:tcW w:w="1657" w:type="dxa"/>
+            <w:tcW w:w="1649" w:type="dxa"/>
             <w:shd w:val="clear" w:color="auto" w:fill="F4F7FB"/>
             <w:vAlign w:val="top"/>
           </w:tcPr>
@@ -5706,7 +5706,7 @@
         </w:tc>
         <w:tc>
           <w:tcPr>
-            <w:tcW w:w="4717" w:type="dxa"/>
+            <w:tcW w:w="4735" w:type="dxa"/>
             <w:vAlign w:val="top"/>
           </w:tcPr>
           <w:p>
@@ -5721,7 +5721,7 @@
         </w:tc>
         <w:tc>
           <w:tcPr>
-            <w:tcW w:w="1941" w:type="dxa"/>
+            <w:tcW w:w="1931" w:type="dxa"/>
             <w:vAlign w:val="top"/>
           </w:tcPr>
           <w:p>
@@ -5736,7 +5736,7 @@
         </w:tc>
         <w:tc>
           <w:tcPr>
-            <w:tcW w:w="1657" w:type="dxa"/>
+            <w:tcW w:w="1649" w:type="dxa"/>
             <w:vAlign w:val="top"/>
           </w:tcPr>
           <w:p>
@@ -5773,7 +5773,7 @@
         </w:tc>
         <w:tc>
           <w:tcPr>
-            <w:tcW w:w="4717" w:type="dxa"/>
+            <w:tcW w:w="4735" w:type="dxa"/>
             <w:shd w:val="clear" w:color="auto" w:fill="F4F7FB"/>
             <w:vAlign w:val="top"/>
           </w:tcPr>
@@ -5789,7 +5789,7 @@
         </w:tc>
         <w:tc>
           <w:tcPr>
-            <w:tcW w:w="1941" w:type="dxa"/>
+            <w:tcW w:w="1931" w:type="dxa"/>
             <w:shd w:val="clear" w:color="auto" w:fill="F4F7FB"/>
             <w:vAlign w:val="top"/>
           </w:tcPr>
@@ -5805,7 +5805,7 @@
         </w:tc>
         <w:tc>
           <w:tcPr>
-            <w:tcW w:w="1657" w:type="dxa"/>
+            <w:tcW w:w="1649" w:type="dxa"/>
             <w:shd w:val="clear" w:color="auto" w:fill="F4F7FB"/>
             <w:vAlign w:val="top"/>
           </w:tcPr>
@@ -5842,7 +5842,7 @@
         </w:tc>
         <w:tc>
           <w:tcPr>
-            <w:tcW w:w="4717" w:type="dxa"/>
+            <w:tcW w:w="4735" w:type="dxa"/>
             <w:vAlign w:val="top"/>
           </w:tcPr>
           <w:p>
@@ -5857,7 +5857,7 @@
         </w:tc>
         <w:tc>
           <w:tcPr>
-            <w:tcW w:w="1941" w:type="dxa"/>
+            <w:tcW w:w="1931" w:type="dxa"/>
             <w:vAlign w:val="top"/>
           </w:tcPr>
           <w:p>
@@ -5872,7 +5872,7 @@
         </w:tc>
         <w:tc>
           <w:tcPr>
-            <w:tcW w:w="1657" w:type="dxa"/>
+            <w:tcW w:w="1649" w:type="dxa"/>
             <w:vAlign w:val="top"/>
           </w:tcPr>
           <w:p>
@@ -5909,7 +5909,7 @@
         </w:tc>
         <w:tc>
           <w:tcPr>
-            <w:tcW w:w="4717" w:type="dxa"/>
+            <w:tcW w:w="4735" w:type="dxa"/>
             <w:shd w:val="clear" w:color="auto" w:fill="F4F7FB"/>
             <w:vAlign w:val="top"/>
           </w:tcPr>
@@ -5925,7 +5925,7 @@
         </w:tc>
         <w:tc>
           <w:tcPr>
-            <w:tcW w:w="1941" w:type="dxa"/>
+            <w:tcW w:w="1931" w:type="dxa"/>
             <w:shd w:val="clear" w:color="auto" w:fill="F4F7FB"/>
             <w:vAlign w:val="top"/>
           </w:tcPr>
@@ -5941,7 +5941,7 @@
         </w:tc>
         <w:tc>
           <w:tcPr>
-            <w:tcW w:w="1657" w:type="dxa"/>
+            <w:tcW w:w="1649" w:type="dxa"/>
             <w:shd w:val="clear" w:color="auto" w:fill="F4F7FB"/>
             <w:vAlign w:val="top"/>
           </w:tcPr>
@@ -5978,7 +5978,7 @@
         </w:tc>
         <w:tc>
           <w:tcPr>
-            <w:tcW w:w="4717" w:type="dxa"/>
+            <w:tcW w:w="4735" w:type="dxa"/>
             <w:vAlign w:val="top"/>
           </w:tcPr>
           <w:p>
@@ -5993,7 +5993,7 @@
         </w:tc>
         <w:tc>
           <w:tcPr>
-            <w:tcW w:w="1941" w:type="dxa"/>
+            <w:tcW w:w="1931" w:type="dxa"/>
             <w:vAlign w:val="top"/>
           </w:tcPr>
           <w:p>
@@ -6008,7 +6008,7 @@
         </w:tc>
         <w:tc>
           <w:tcPr>
-            <w:tcW w:w="1657" w:type="dxa"/>
+            <w:tcW w:w="1649" w:type="dxa"/>
             <w:vAlign w:val="top"/>
           </w:tcPr>
           <w:p>
@@ -6045,7 +6045,7 @@
         </w:tc>
         <w:tc>
           <w:tcPr>
-            <w:tcW w:w="4717" w:type="dxa"/>
+            <w:tcW w:w="4735" w:type="dxa"/>
             <w:shd w:val="clear" w:color="auto" w:fill="F4F7FB"/>
             <w:vAlign w:val="top"/>
           </w:tcPr>
@@ -6061,7 +6061,7 @@
         </w:tc>
         <w:tc>
           <w:tcPr>
-            <w:tcW w:w="1941" w:type="dxa"/>
+            <w:tcW w:w="1931" w:type="dxa"/>
             <w:shd w:val="clear" w:color="auto" w:fill="F4F7FB"/>
             <w:vAlign w:val="top"/>
           </w:tcPr>
@@ -6077,7 +6077,7 @@
         </w:tc>
         <w:tc>
           <w:tcPr>
-            <w:tcW w:w="1657" w:type="dxa"/>
+            <w:tcW w:w="1649" w:type="dxa"/>
             <w:shd w:val="clear" w:color="auto" w:fill="F4F7FB"/>
             <w:vAlign w:val="top"/>
           </w:tcPr>
@@ -7446,6 +7446,18 @@
         </w:numPr>
       </w:pPr>
       <w:r>
+        <w:t xml:space="preserve">A compliance officer opens the data-request register; it loads with the 72-hour response time shown.</w:t>
+      </w:r>
+    </w:p>
+    <w:p>
+      <w:pPr>
+        <w:pStyle w:val="Compact"/>
+        <w:numPr>
+          <w:ilvl w:val="0"/>
+          <w:numId w:val="1002"/>
+        </w:numPr>
+      </w:pPr>
+      <w:r>
         <w:t xml:space="preserve">Go-live day only: one real purchase for an internal staff vehicle, paid by its owner in the VETC app, with a core quote reference on the policy and a QR check. TASCO decides whether to keep or cancel it.</w:t>
       </w:r>
     </w:p>
@@ -7506,10 +7518,10 @@
         <w:tblLook w:val="04A0" w:firstRow="1" w:lastRow="0" w:firstColumn="0" w:lastColumn="0" w:noHBand="0" w:noVBand="1"/>
       </w:tblPr>
       <w:tblGrid>
-        <w:gridCol w:w="1398"/>
-        <w:gridCol w:w="3805"/>
-        <w:gridCol w:w="2148"/>
-        <w:gridCol w:w="1676"/>
+        <w:gridCol w:w="1403"/>
+        <w:gridCol w:w="3776"/>
+        <w:gridCol w:w="2167"/>
+        <w:gridCol w:w="1681"/>
       </w:tblGrid>
       <w:tr>
         <w:trPr>
@@ -7518,7 +7530,7 @@
         </w:trPr>
         <w:tc>
           <w:tcPr>
-            <w:tcW w:w="1398" w:type="dxa"/>
+            <w:tcW w:w="1403" w:type="dxa"/>
             <w:shd w:val="clear" w:color="auto" w:fill="0F4761"/>
             <w:vAlign w:val="center"/>
           </w:tcPr>
@@ -7537,7 +7549,7 @@
         </w:tc>
         <w:tc>
           <w:tcPr>
-            <w:tcW w:w="3805" w:type="dxa"/>
+            <w:tcW w:w="3776" w:type="dxa"/>
             <w:shd w:val="clear" w:color="auto" w:fill="0F4761"/>
             <w:vAlign w:val="center"/>
           </w:tcPr>
@@ -7556,7 +7568,7 @@
         </w:tc>
         <w:tc>
           <w:tcPr>
-            <w:tcW w:w="2148" w:type="dxa"/>
+            <w:tcW w:w="2167" w:type="dxa"/>
             <w:shd w:val="clear" w:color="auto" w:fill="0F4761"/>
             <w:vAlign w:val="center"/>
           </w:tcPr>
@@ -7575,7 +7587,7 @@
         </w:tc>
         <w:tc>
           <w:tcPr>
-            <w:tcW w:w="1676" w:type="dxa"/>
+            <w:tcW w:w="1681" w:type="dxa"/>
             <w:shd w:val="clear" w:color="auto" w:fill="0F4761"/>
             <w:vAlign w:val="center"/>
           </w:tcPr>
@@ -7599,7 +7611,7 @@
         </w:trPr>
         <w:tc>
           <w:tcPr>
-            <w:tcW w:w="1398" w:type="dxa"/>
+            <w:tcW w:w="1403" w:type="dxa"/>
             <w:vAlign w:val="top"/>
           </w:tcPr>
           <w:p>
@@ -7614,7 +7626,7 @@
         </w:tc>
         <w:tc>
           <w:tcPr>
-            <w:tcW w:w="3805" w:type="dxa"/>
+            <w:tcW w:w="3776" w:type="dxa"/>
             <w:vAlign w:val="top"/>
           </w:tcPr>
           <w:p>
@@ -7629,7 +7641,7 @@
         </w:tc>
         <w:tc>
           <w:tcPr>
-            <w:tcW w:w="2148" w:type="dxa"/>
+            <w:tcW w:w="2167" w:type="dxa"/>
             <w:vAlign w:val="top"/>
           </w:tcPr>
           <w:p>
@@ -7644,7 +7656,7 @@
         </w:tc>
         <w:tc>
           <w:tcPr>
-            <w:tcW w:w="1676" w:type="dxa"/>
+            <w:tcW w:w="1681" w:type="dxa"/>
             <w:vAlign w:val="top"/>
           </w:tcPr>
           <w:p>
@@ -7664,7 +7676,7 @@
         </w:trPr>
         <w:tc>
           <w:tcPr>
-            <w:tcW w:w="1398" w:type="dxa"/>
+            <w:tcW w:w="1403" w:type="dxa"/>
             <w:shd w:val="clear" w:color="auto" w:fill="F4F7FB"/>
             <w:vAlign w:val="top"/>
           </w:tcPr>
@@ -7680,7 +7692,7 @@
         </w:tc>
         <w:tc>
           <w:tcPr>
-            <w:tcW w:w="3805" w:type="dxa"/>
+            <w:tcW w:w="3776" w:type="dxa"/>
             <w:shd w:val="clear" w:color="auto" w:fill="F4F7FB"/>
             <w:vAlign w:val="top"/>
           </w:tcPr>
@@ -7696,7 +7708,7 @@
         </w:tc>
         <w:tc>
           <w:tcPr>
-            <w:tcW w:w="2148" w:type="dxa"/>
+            <w:tcW w:w="2167" w:type="dxa"/>
             <w:shd w:val="clear" w:color="auto" w:fill="F4F7FB"/>
             <w:vAlign w:val="top"/>
           </w:tcPr>
@@ -7712,7 +7724,7 @@
         </w:tc>
         <w:tc>
           <w:tcPr>
-            <w:tcW w:w="1676" w:type="dxa"/>
+            <w:tcW w:w="1681" w:type="dxa"/>
             <w:shd w:val="clear" w:color="auto" w:fill="F4F7FB"/>
             <w:vAlign w:val="top"/>
           </w:tcPr>
@@ -7733,7 +7745,7 @@
         </w:trPr>
         <w:tc>
           <w:tcPr>
-            <w:tcW w:w="1398" w:type="dxa"/>
+            <w:tcW w:w="1403" w:type="dxa"/>
             <w:vAlign w:val="top"/>
           </w:tcPr>
           <w:p>
@@ -7748,7 +7760,7 @@
         </w:tc>
         <w:tc>
           <w:tcPr>
-            <w:tcW w:w="3805" w:type="dxa"/>
+            <w:tcW w:w="3776" w:type="dxa"/>
             <w:vAlign w:val="top"/>
           </w:tcPr>
           <w:p>
@@ -7763,7 +7775,7 @@
         </w:tc>
         <w:tc>
           <w:tcPr>
-            <w:tcW w:w="2148" w:type="dxa"/>
+            <w:tcW w:w="2167" w:type="dxa"/>
             <w:vAlign w:val="top"/>
           </w:tcPr>
           <w:p>
@@ -7778,7 +7790,7 @@
         </w:tc>
         <w:tc>
           <w:tcPr>
-            <w:tcW w:w="1676" w:type="dxa"/>
+            <w:tcW w:w="1681" w:type="dxa"/>
             <w:vAlign w:val="top"/>
           </w:tcPr>
           <w:p>
@@ -7798,7 +7810,7 @@
         </w:trPr>
         <w:tc>
           <w:tcPr>
-            <w:tcW w:w="1398" w:type="dxa"/>
+            <w:tcW w:w="1403" w:type="dxa"/>
             <w:shd w:val="clear" w:color="auto" w:fill="F4F7FB"/>
             <w:vAlign w:val="top"/>
           </w:tcPr>
@@ -7814,7 +7826,7 @@
         </w:tc>
         <w:tc>
           <w:tcPr>
-            <w:tcW w:w="3805" w:type="dxa"/>
+            <w:tcW w:w="3776" w:type="dxa"/>
             <w:shd w:val="clear" w:color="auto" w:fill="F4F7FB"/>
             <w:vAlign w:val="top"/>
           </w:tcPr>
@@ -7824,13 +7836,13 @@
               <w:jc w:val="left"/>
             </w:pPr>
             <w:r>
-              <w:t xml:space="preserve">Pilot read-out against the control group (about 12 weeks after go-live) and G4 scale decision</w:t>
-            </w:r>
-          </w:p>
-        </w:tc>
-        <w:tc>
-          <w:tcPr>
-            <w:tcW w:w="2148" w:type="dxa"/>
+              <w:t xml:space="preserve">Pilot read-out against the control group and G4 scale decision</w:t>
+            </w:r>
+          </w:p>
+        </w:tc>
+        <w:tc>
+          <w:tcPr>
+            <w:tcW w:w="2167" w:type="dxa"/>
             <w:shd w:val="clear" w:color="auto" w:fill="F4F7FB"/>
             <w:vAlign w:val="top"/>
           </w:tcPr>
@@ -7846,7 +7858,7 @@
         </w:tc>
         <w:tc>
           <w:tcPr>
-            <w:tcW w:w="1676" w:type="dxa"/>
+            <w:tcW w:w="1681" w:type="dxa"/>
             <w:shd w:val="clear" w:color="auto" w:fill="F4F7FB"/>
             <w:vAlign w:val="top"/>
           </w:tcPr>
@@ -9068,7 +9080,7 @@
               <a:graphicData uri="http://schemas.openxmlformats.org/drawingml/2006/picture">
                 <pic:pic>
                   <pic:nvPicPr>
-                    <pic:cNvPr descr="/tmp/claude-0/-home-user-TASCO/19e5534d-12b5-5956-9b60-3e77efde0f49/scratchpad/gen/.cache/mermaid/c3a61cd92a9546f3.png" id="35" name="Picture"/>
+                    <pic:cNvPr descr="/home/user/TASCO/tools/docs-source/gen/.cache/mermaid/c3a61cd92a9546f3.png" id="35" name="Picture"/>
                     <pic:cNvPicPr>
                       <a:picLocks noChangeArrowheads="1" noChangeAspect="1"/>
                     </pic:cNvPicPr>
@@ -9644,25 +9656,7 @@
               <w:jc w:val="left"/>
             </w:pPr>
             <w:r>
-              <w:t xml:space="preserve">Quotes and orders by channel and journey; conversion; premium; time from</w:t>
-            </w:r>
-            <w:r>
-              <w:t xml:space="preserve"> </w:t>
-            </w:r>
-            <w:r>
-              <w:t xml:space="preserve">“</w:t>
-            </w:r>
-            <w:r>
-              <w:t xml:space="preserve">Confirm and pay</w:t>
-            </w:r>
-            <w:r>
-              <w:t xml:space="preserve">”</w:t>
-            </w:r>
-            <w:r>
-              <w:t xml:space="preserve"> </w:t>
-            </w:r>
-            <w:r>
-              <w:t xml:space="preserve">to e-certificate</w:t>
+              <w:t xml:space="preserve">Quotes and orders by channel and journey; conversion; premium; time from payment confirmation to e-certificate</w:t>
             </w:r>
           </w:p>
         </w:tc>
@@ -9714,7 +9708,7 @@
               <w:jc w:val="left"/>
             </w:pPr>
             <w:r>
-              <w:t xml:space="preserve">Integrity</w:t>
+              <w:t xml:space="preserve">Renewal</w:t>
             </w:r>
           </w:p>
         </w:tc>
@@ -9729,37 +9723,7 @@
               <w:jc w:val="left"/>
             </w:pPr>
             <w:r>
-              <w:t xml:space="preserve">Compensated,</w:t>
-            </w:r>
-            <w:r>
-              <w:t xml:space="preserve"> </w:t>
-            </w:r>
-            <w:r>
-              <w:rPr>
-                <w:rStyle w:val="CodeChar"/>
-              </w:rPr>
-              <w:t xml:space="preserve">compensation_failed</w:t>
-            </w:r>
-            <w:r>
-              <w:t xml:space="preserve"> </w:t>
-            </w:r>
-            <w:r>
-              <w:t xml:space="preserve">and</w:t>
-            </w:r>
-            <w:r>
-              <w:t xml:space="preserve"> </w:t>
-            </w:r>
-            <w:r>
-              <w:rPr>
-                <w:rStyle w:val="CodeChar"/>
-              </w:rPr>
-              <w:t xml:space="preserve">payment_failed</w:t>
-            </w:r>
-            <w:r>
-              <w:t xml:space="preserve"> </w:t>
-            </w:r>
-            <w:r>
-              <w:t xml:space="preserve">orders; reconciliation mismatches</w:t>
+              <w:t xml:space="preserve">Renewals by path (quick renewal or full flow); top reasons customers were not offered quick renewal; median renewal time</w:t>
             </w:r>
           </w:p>
         </w:tc>
@@ -9774,7 +9738,7 @@
               <w:jc w:val="left"/>
             </w:pPr>
             <w:r>
-              <w:t xml:space="preserve">Metrics; job history</w:t>
+              <w:t xml:space="preserve">Orders; customer app analytics</w:t>
             </w:r>
           </w:p>
         </w:tc>
@@ -9789,19 +9753,7 @@
               <w:jc w:val="left"/>
             </w:pPr>
             <w:r>
-              <w:t xml:space="preserve">Any: RB-11 (</w:t>
-            </w:r>
-            <w:r>
-              <w:rPr>
-                <w:rStyle w:val="CodeChar"/>
-              </w:rPr>
-              <w:t xml:space="preserve">compensation_failed</w:t>
-            </w:r>
-            <w:r>
-              <w:t xml:space="preserve"> </w:t>
-            </w:r>
-            <w:r>
-              <w:t xml:space="preserve">is Sev 1)</w:t>
+              <w:t xml:space="preserve">Median above 60 seconds: review with the Product Owner</w:t>
             </w:r>
           </w:p>
         </w:tc>
@@ -9822,7 +9774,7 @@
               <w:jc w:val="left"/>
             </w:pPr>
             <w:r>
-              <w:t xml:space="preserve">Data</w:t>
+              <w:t xml:space="preserve">Integrity</w:t>
             </w:r>
           </w:p>
         </w:tc>
@@ -9838,7 +9790,37 @@
               <w:jc w:val="left"/>
             </w:pPr>
             <w:r>
-              <w:t xml:space="preserve">New data quality issues by type; customer-confirmed expiries</w:t>
+              <w:t xml:space="preserve">Compensated,</w:t>
+            </w:r>
+            <w:r>
+              <w:t xml:space="preserve"> </w:t>
+            </w:r>
+            <w:r>
+              <w:rPr>
+                <w:rStyle w:val="CodeChar"/>
+              </w:rPr>
+              <w:t xml:space="preserve">compensation_failed</w:t>
+            </w:r>
+            <w:r>
+              <w:t xml:space="preserve"> </w:t>
+            </w:r>
+            <w:r>
+              <w:t xml:space="preserve">and</w:t>
+            </w:r>
+            <w:r>
+              <w:t xml:space="preserve"> </w:t>
+            </w:r>
+            <w:r>
+              <w:rPr>
+                <w:rStyle w:val="CodeChar"/>
+              </w:rPr>
+              <w:t xml:space="preserve">payment_failed</w:t>
+            </w:r>
+            <w:r>
+              <w:t xml:space="preserve"> </w:t>
+            </w:r>
+            <w:r>
+              <w:t xml:space="preserve">orders; reconciliation mismatches</w:t>
             </w:r>
           </w:p>
         </w:tc>
@@ -9854,7 +9836,7 @@
               <w:jc w:val="left"/>
             </w:pPr>
             <w:r>
-              <w:t xml:space="preserve">Data quality queue; audit</w:t>
+              <w:t xml:space="preserve">Metrics; job history</w:t>
             </w:r>
           </w:p>
         </w:tc>
@@ -9870,7 +9852,19 @@
               <w:jc w:val="left"/>
             </w:pPr>
             <w:r>
-              <w:t xml:space="preserve">—</w:t>
+              <w:t xml:space="preserve">Any: RB-11 (</w:t>
+            </w:r>
+            <w:r>
+              <w:rPr>
+                <w:rStyle w:val="CodeChar"/>
+              </w:rPr>
+              <w:t xml:space="preserve">compensation_failed</w:t>
+            </w:r>
+            <w:r>
+              <w:t xml:space="preserve"> </w:t>
+            </w:r>
+            <w:r>
+              <w:t xml:space="preserve">is Sev 1)</w:t>
             </w:r>
           </w:p>
         </w:tc>
@@ -9890,7 +9884,7 @@
               <w:jc w:val="left"/>
             </w:pPr>
             <w:r>
-              <w:t xml:space="preserve">Reliability</w:t>
+              <w:t xml:space="preserve">Data</w:t>
             </w:r>
           </w:p>
         </w:tc>
@@ -9905,7 +9899,7 @@
               <w:jc w:val="left"/>
             </w:pPr>
             <w:r>
-              <w:t xml:space="preserve">Service level objectives; incidents by severity; alerts; dead letters</w:t>
+              <w:t xml:space="preserve">New data quality issues by type; customer-confirmed expiries</w:t>
             </w:r>
           </w:p>
         </w:tc>
@@ -9920,7 +9914,7 @@
               <w:jc w:val="left"/>
             </w:pPr>
             <w:r>
-              <w:t xml:space="preserve">Dashboards D1 to D3</w:t>
+              <w:t xml:space="preserve">Data quality queue; audit</w:t>
             </w:r>
           </w:p>
         </w:tc>
@@ -9935,7 +9929,7 @@
               <w:jc w:val="left"/>
             </w:pPr>
             <w:r>
-              <w:t xml:space="preserve">More than 50 % of the weekly error budget used</w:t>
+              <w:t xml:space="preserve">—</w:t>
             </w:r>
           </w:p>
         </w:tc>
@@ -9956,7 +9950,7 @@
               <w:jc w:val="left"/>
             </w:pPr>
             <w:r>
-              <w:t xml:space="preserve">Compliance</w:t>
+              <w:t xml:space="preserve">Reliability</w:t>
             </w:r>
           </w:p>
         </w:tc>
@@ -9972,7 +9966,7 @@
               <w:jc w:val="left"/>
             </w:pPr>
             <w:r>
-              <w:t xml:space="preserve">Contacts outside hours (must be 0); DNC contacts (0); complaints</w:t>
+              <w:t xml:space="preserve">Service level objectives; incidents by severity; alerts; dead letters</w:t>
             </w:r>
           </w:p>
         </w:tc>
@@ -9988,7 +9982,7 @@
               <w:jc w:val="left"/>
             </w:pPr>
             <w:r>
-              <w:t xml:space="preserve">RB-07 query; customer service</w:t>
+              <w:t xml:space="preserve">Dashboards D1 to D3</w:t>
             </w:r>
           </w:p>
         </w:tc>
@@ -10004,7 +9998,141 @@
               <w:jc w:val="left"/>
             </w:pPr>
             <w:r>
+              <w:t xml:space="preserve">More than 50 % of the weekly error budget used</w:t>
+            </w:r>
+          </w:p>
+        </w:tc>
+      </w:tr>
+      <w:tr>
+        <w:trPr>
+          <w:cantSplit/>
+        </w:trPr>
+        <w:tc>
+          <w:tcPr>
+            <w:tcW w:w="1366" w:type="dxa"/>
+            <w:vAlign w:val="top"/>
+          </w:tcPr>
+          <w:p>
+            <w:pPr>
+              <w:pStyle w:val="TableText"/>
+              <w:jc w:val="left"/>
+            </w:pPr>
+            <w:r>
+              <w:t xml:space="preserve">Compliance</w:t>
+            </w:r>
+          </w:p>
+        </w:tc>
+        <w:tc>
+          <w:tcPr>
+            <w:tcW w:w="2204" w:type="dxa"/>
+            <w:vAlign w:val="top"/>
+          </w:tcPr>
+          <w:p>
+            <w:pPr>
+              <w:pStyle w:val="TableText"/>
+              <w:jc w:val="left"/>
+            </w:pPr>
+            <w:r>
+              <w:t xml:space="preserve">Contacts outside hours (must be 0); DNC contacts (0); complaints</w:t>
+            </w:r>
+          </w:p>
+        </w:tc>
+        <w:tc>
+          <w:tcPr>
+            <w:tcW w:w="3148" w:type="dxa"/>
+            <w:vAlign w:val="top"/>
+          </w:tcPr>
+          <w:p>
+            <w:pPr>
+              <w:pStyle w:val="TableText"/>
+              <w:jc w:val="left"/>
+            </w:pPr>
+            <w:r>
+              <w:t xml:space="preserve">RB-07 query; customer service</w:t>
+            </w:r>
+          </w:p>
+        </w:tc>
+        <w:tc>
+          <w:tcPr>
+            <w:tcW w:w="2309" w:type="dxa"/>
+            <w:vAlign w:val="top"/>
+          </w:tcPr>
+          <w:p>
+            <w:pPr>
+              <w:pStyle w:val="TableText"/>
+              <w:jc w:val="left"/>
+            </w:pPr>
+            <w:r>
               <w:t xml:space="preserve">Any: Sev 1</w:t>
+            </w:r>
+          </w:p>
+        </w:tc>
+      </w:tr>
+      <w:tr>
+        <w:trPr>
+          <w:cantSplit/>
+        </w:trPr>
+        <w:tc>
+          <w:tcPr>
+            <w:tcW w:w="1366" w:type="dxa"/>
+            <w:shd w:val="clear" w:color="auto" w:fill="F4F7FB"/>
+            <w:vAlign w:val="top"/>
+          </w:tcPr>
+          <w:p>
+            <w:pPr>
+              <w:pStyle w:val="TableText"/>
+              <w:jc w:val="left"/>
+            </w:pPr>
+            <w:r>
+              <w:t xml:space="preserve">Privacy</w:t>
+            </w:r>
+          </w:p>
+        </w:tc>
+        <w:tc>
+          <w:tcPr>
+            <w:tcW w:w="2204" w:type="dxa"/>
+            <w:shd w:val="clear" w:color="auto" w:fill="F4F7FB"/>
+            <w:vAlign w:val="top"/>
+          </w:tcPr>
+          <w:p>
+            <w:pPr>
+              <w:pStyle w:val="TableText"/>
+              <w:jc w:val="left"/>
+            </w:pPr>
+            <w:r>
+              <w:t xml:space="preserve">Data requests open, due within 24 hours and overdue</w:t>
+            </w:r>
+          </w:p>
+        </w:tc>
+        <w:tc>
+          <w:tcPr>
+            <w:tcW w:w="3148" w:type="dxa"/>
+            <w:shd w:val="clear" w:color="auto" w:fill="F4F7FB"/>
+            <w:vAlign w:val="top"/>
+          </w:tcPr>
+          <w:p>
+            <w:pPr>
+              <w:pStyle w:val="TableText"/>
+              <w:jc w:val="left"/>
+            </w:pPr>
+            <w:r>
+              <w:t xml:space="preserve">Data-request register</w:t>
+            </w:r>
+          </w:p>
+        </w:tc>
+        <w:tc>
+          <w:tcPr>
+            <w:tcW w:w="2309" w:type="dxa"/>
+            <w:shd w:val="clear" w:color="auto" w:fill="F4F7FB"/>
+            <w:vAlign w:val="top"/>
+          </w:tcPr>
+          <w:p>
+            <w:pPr>
+              <w:pStyle w:val="TableText"/>
+              <w:jc w:val="left"/>
+            </w:pPr>
+            <w:r>
+              <w:t xml:space="preserve">Any overdue: SOP-05 escalation</w:t>
             </w:r>
           </w:p>
         </w:tc>
